--- a/docu/07_04_2026.docx
+++ b/docu/07_04_2026.docx
@@ -3,12 +3,18 @@
 <w:document xmlns:wpc="http://schemas.microsoft.com/office/word/2010/wordprocessingCanvas" xmlns:cx="http://schemas.microsoft.com/office/drawing/2014/chartex" xmlns:cx1="http://schemas.microsoft.com/office/drawing/2015/9/8/chartex" xmlns:cx2="http://schemas.microsoft.com/office/drawing/2015/10/21/chartex" xmlns:cx3="http://schemas.microsoft.com/office/drawing/2016/5/9/chartex" xmlns:cx4="http://schemas.microsoft.com/office/drawing/2016/5/10/chartex" xmlns:cx5="http://schemas.microsoft.com/office/drawing/2016/5/11/chartex" xmlns:cx6="http://schemas.microsoft.com/office/drawing/2016/5/12/chartex" xmlns:cx7="http://schemas.microsoft.com/office/drawing/2016/5/13/chartex" xmlns:cx8="http://schemas.microsoft.com/office/drawing/2016/5/14/chartex" xmlns:mc="http://schemas.openxmlformats.org/markup-compatibility/2006" xmlns:aink="http://schemas.microsoft.com/office/drawing/2016/ink" xmlns:am3d="http://schemas.microsoft.com/office/drawing/2017/model3d" xmlns:o="urn:schemas-microsoft-com:office:office" xmlns:oel="http://schemas.microsoft.com/office/2019/extlst" xmlns:r="http://schemas.openxmlformats.org/officeDocument/2006/relationships" xmlns:m="http://schemas.openxmlformats.org/officeDocument/2006/math" xmlns:v="urn:schemas-microsoft-com:vml" xmlns:wp14="http://schemas.microsoft.com/office/word/2010/wordprocessingDrawing" xmlns:wp="http://schemas.openxmlformats.org/drawingml/2006/wordprocessingDrawing" xmlns:w10="urn:schemas-microsoft-com:office:word" xmlns:w="http://schemas.openxmlformats.org/wordprocessingml/2006/main" xmlns:w14="http://schemas.microsoft.com/office/word/2010/wordml" xmlns:w15="http://schemas.microsoft.com/office/word/2012/wordml" xmlns:w16cex="http://schemas.microsoft.com/office/word/2018/wordml/cex" xmlns:w16cid="http://schemas.microsoft.com/office/word/2016/wordml/cid" xmlns:w16="http://schemas.microsoft.com/office/word/2018/wordml" xmlns:w16du="http://schemas.microsoft.com/office/word/2023/wordml/word16du" xmlns:w16sdtdh="http://schemas.microsoft.com/office/word/2020/wordml/sdtdatahash" xmlns:w16sdtfl="http://schemas.microsoft.com/office/word/2024/wordml/sdtformatlock" xmlns:w16se="http://schemas.microsoft.com/office/word/2015/wordml/symex" xmlns:wpg="http://schemas.microsoft.com/office/word/2010/wordprocessingGroup" xmlns:wpi="http://schemas.microsoft.com/office/word/2010/wordprocessingInk" xmlns:wne="http://schemas.microsoft.com/office/word/2006/wordml" xmlns:wps="http://schemas.microsoft.com/office/word/2010/wordprocessingShape" mc:Ignorable="w14 w15 w16se w16cid w16 w16cex w16sdtdh w16sdtfl w16du wp14">
   <w:body>
     <w:p>
-      <w:r>
-        <w:rPr>
-          <w:b/>
-          <w:bCs/>
-        </w:rPr>
-        <w:t>Documento de seguimiento del proyecto</w:t>
+      <w:pPr>
+        <w:rPr>
+          <w:b/>
+          <w:bCs/>
+        </w:rPr>
+      </w:pPr>
+      <w:r>
+        <w:rPr>
+          <w:b/>
+          <w:bCs/>
+        </w:rPr>
+        <w:t>Fecha: 07/04/2026</w:t>
       </w:r>
       <w:r>
         <w:rPr>
@@ -16,76 +22,68 @@
           <w:bCs/>
         </w:rPr>
         <w:br/>
-      </w:r>
-      <w:r>
-        <w:br/>
-      </w:r>
-      <w:r>
-        <w:rPr>
-          <w:b/>
-          <w:bCs/>
-        </w:rPr>
-        <w:t>Fecha:</w:t>
-      </w:r>
-      <w:r>
-        <w:t> 07/04/2026</w:t>
-      </w:r>
-      <w:r>
-        <w:br/>
-      </w:r>
-      <w:r>
-        <w:rPr>
-          <w:b/>
-          <w:bCs/>
-        </w:rPr>
-        <w:t>Proyecto:</w:t>
-      </w:r>
-      <w:r>
-        <w:t> </w:t>
-      </w:r>
-      <w:proofErr w:type="spellStart"/>
-      <w:r>
-        <w:t>TpvReactGarazi</w:t>
-      </w:r>
-      <w:proofErr w:type="spellEnd"/>
+        <w:t>Fase realizada: Preparación inicial del proyecto</w:t>
+      </w:r>
     </w:p>
     <w:p>
-      <w:r>
-        <w:rPr>
-          <w:b/>
-          <w:bCs/>
-        </w:rPr>
-        <w:t>Trabajo realizado</w:t>
-      </w:r>
-      <w:r>
-        <w:br/>
-        <w:t xml:space="preserve">Durante la sesión del 07 de abril de 2026 se ha llevado a cabo la fase inicial de preparación del proyecto. En primer lugar, se ha definido el enfoque general de trabajo a seguir para el desarrollo del TPV en </w:t>
+      <w:pPr>
+        <w:rPr>
+          <w:b/>
+          <w:bCs/>
+        </w:rPr>
+      </w:pPr>
+      <w:r>
+        <w:rPr>
+          <w:b/>
+          <w:bCs/>
+        </w:rPr>
+        <w:t>Durante esta primera fase he dejado preparado el punto de partida real del proyecto </w:t>
       </w:r>
       <w:proofErr w:type="spellStart"/>
       <w:r>
-        <w:t>React</w:t>
+        <w:rPr>
+          <w:b/>
+          <w:bCs/>
+        </w:rPr>
+        <w:t>TpvReactGarazi</w:t>
       </w:r>
       <w:proofErr w:type="spellEnd"/>
       <w:r>
-        <w:t>, estableciendo que el proyecto debe respetar la apariencia visual del HTML y CSS proporcionados, utilizar componentes funcionales, manejar el estado con </w:t>
-      </w:r>
-      <w:proofErr w:type="spellStart"/>
-      <w:r>
-        <w:t>useState</w:t>
-      </w:r>
-      <w:proofErr w:type="spellEnd"/>
-      <w:r>
-        <w:t> y cumplir con las funcionalidades mínimas exigidas en la práctica.</w:t>
+        <w:rPr>
+          <w:b/>
+          <w:bCs/>
+        </w:rPr>
+        <w:t>. En este paso me he centrado en organizar la base de trabajo para que el desarrollo del TPV pueda hacerse de forma ordenada, independiente y alineada con lo que se pide en la práctica.</w:t>
       </w:r>
     </w:p>
     <w:p>
-      <w:r>
-        <w:t>A continuación, se ha revisado el material base entregado para el desarrollo, compuesto por el archivo tpv.html, el archivo App.css y la carpeta comprimida assets.zip. Tras analizar estos recursos, se ha fijado una metodología de construcción paso por paso, orientada a conseguir una aplicación sólida, funcional y fiel a los requisitos del trabajo.</w:t>
+      <w:pPr>
+        <w:rPr>
+          <w:b/>
+          <w:bCs/>
+        </w:rPr>
+      </w:pPr>
+      <w:r>
+        <w:rPr>
+          <w:b/>
+          <w:bCs/>
+        </w:rPr>
+        <w:t>Lo primero que he hecho ha sido definir una base clara de trabajo a partir del material entregado y de los requisitos marcados. A partir de ahí, he establecido una metodología de desarrollo por fases, pensada para construir el TPV paso por paso, manteniendo la fidelidad visual del diseño original y asegurando desde el principio una estructura sólida sobre la que seguir avanzando.</w:t>
       </w:r>
     </w:p>
     <w:p>
-      <w:r>
-        <w:t>Posteriormente, se ha creado el proyecto independiente con el nombre </w:t>
+      <w:pPr>
+        <w:rPr>
+          <w:b/>
+          <w:bCs/>
+        </w:rPr>
+      </w:pPr>
+      <w:r>
+        <w:rPr>
+          <w:b/>
+          <w:bCs/>
+        </w:rPr>
+        <w:t>Después he creado el proyecto como una carpeta independiente dentro de </w:t>
       </w:r>
       <w:proofErr w:type="spellStart"/>
       <w:r>
@@ -93,103 +91,108 @@
           <w:b/>
           <w:bCs/>
         </w:rPr>
+        <w:t>htdocs</w:t>
+      </w:r>
+      <w:proofErr w:type="spellEnd"/>
+      <w:r>
+        <w:rPr>
+          <w:b/>
+          <w:bCs/>
+        </w:rPr>
+        <w:t>, con el nombre </w:t>
+      </w:r>
+      <w:proofErr w:type="spellStart"/>
+      <w:r>
+        <w:rPr>
+          <w:b/>
+          <w:bCs/>
+        </w:rPr>
         <w:t>TpvReactGarazi</w:t>
       </w:r>
       <w:proofErr w:type="spellEnd"/>
       <w:r>
-        <w:t>, ubicado en la ruta C:\xampp\htdocs\TpvReactGarazi, asegurando que no quedara vinculado ni mezclado con otros proyectos previos. Dentro de este nuevo proyecto se ha preparado la estructura inicial de trabajo con carpetas para código fuente, recursos visuales, documentación y archivos públicos.</w:t>
+        <w:rPr>
+          <w:b/>
+          <w:bCs/>
+        </w:rPr>
+        <w:t>, evitando mezclarlo con cualquier otro trabajo o proyecto previo. Mi intención en este punto ha sido dejar un entorno limpio y dedicado exclusivamente al TPV que vamos a desarrollar.</w:t>
       </w:r>
     </w:p>
     <w:p>
-      <w:r>
-        <w:t>También se ha inicializado el control de versiones con </w:t>
-      </w:r>
-      <w:r>
-        <w:rPr>
-          <w:b/>
-          <w:bCs/>
-        </w:rPr>
-        <w:t>Git</w:t>
-      </w:r>
-      <w:r>
-        <w:t>, creando un repositorio independiente para el proyecto y configurando la rama principal </w:t>
+      <w:pPr>
+        <w:rPr>
+          <w:b/>
+          <w:bCs/>
+        </w:rPr>
+      </w:pPr>
+      <w:r>
+        <w:rPr>
+          <w:b/>
+          <w:bCs/>
+        </w:rPr>
+        <w:t xml:space="preserve">También he preparado la base técnica del proyecto con </w:t>
       </w:r>
       <w:proofErr w:type="spellStart"/>
       <w:r>
-        <w:t>main</w:t>
+        <w:rPr>
+          <w:b/>
+          <w:bCs/>
+        </w:rPr>
+        <w:t>React</w:t>
       </w:r>
       <w:proofErr w:type="spellEnd"/>
       <w:r>
-        <w:t>. Después se ha generado la base técnica inicial del proyecto con una configuración preparada para trabajar con </w:t>
-      </w:r>
-      <w:proofErr w:type="spellStart"/>
-      <w:r>
-        <w:rPr>
-          <w:b/>
-          <w:bCs/>
-        </w:rPr>
-        <w:t>React</w:t>
-      </w:r>
-      <w:proofErr w:type="spellEnd"/>
-      <w:r>
-        <w:rPr>
-          <w:b/>
-          <w:bCs/>
-        </w:rPr>
-        <w:t xml:space="preserve"> + Vite</w:t>
-      </w:r>
-      <w:r>
-        <w:t>, incluyendo archivos principales</w:t>
-      </w:r>
-      <w:r>
-        <w:t xml:space="preserve"> </w:t>
-      </w:r>
-      <w:r>
-        <w:t>como package.json, vite.config.js, index.html, src/main.jsx, src/App.jsx y src/App.css.</w:t>
+        <w:rPr>
+          <w:b/>
+          <w:bCs/>
+        </w:rPr>
+        <w:t xml:space="preserve"> y Vite, generando la estructura inicial necesaria para empezar a trabajar con normalidad. Junto a esto, he dejado organizadas las carpetas principales del proyecto, incluyendo el espacio para el código fuente, los recursos visuales y la documentación del trabajo.</w:t>
       </w:r>
     </w:p>
     <w:p>
-      <w:r>
-        <w:t>Además, se ha comenzado la parte de documentación interna del proyecto mediante la creación de archivos específicos para recoger la metodología de trabajo y el seguimiento temporal del desarrollo. Esta decisión permitirá justificar el trabajo realizado a lo largo del tiempo y mostrar una evolución ordenada del proyecto en futuras entregas o revisiones.</w:t>
+      <w:pPr>
+        <w:rPr>
+          <w:b/>
+          <w:bCs/>
+        </w:rPr>
+      </w:pPr>
+      <w:r>
+        <w:rPr>
+          <w:b/>
+          <w:bCs/>
+        </w:rPr>
+        <w:t>Además, he inicializado el control de versiones con Git dentro del propio proyecto. Esto permite que cada fase del desarrollo quede registrada y que podamos hacer un seguimiento real del trabajo realizado a lo largo del tiempo. En esta misma línea, también he dejado preparada la documentación interna del proyecto, tanto para reflejar la metodología de trabajo como para ir anotando el progreso en cada fase.</w:t>
       </w:r>
     </w:p>
     <w:p>
-      <w:r>
-        <w:t>Por último, se ha conectado el proyecto local con un nuevo repositorio público de GitHub llamado </w:t>
-      </w:r>
-      <w:proofErr w:type="spellStart"/>
-      <w:r>
-        <w:rPr>
-          <w:b/>
-          <w:bCs/>
-        </w:rPr>
-        <w:t>TpvReactGarazi</w:t>
-      </w:r>
-      <w:proofErr w:type="spellEnd"/>
-      <w:r>
-        <w:t>, quedando realizada la primera subida del proyecto base. De este modo, el proyecto queda ya preparado para continuar con las siguientes fases de desarrollo, manteniendo control de versiones, seguimiento documentado y una base técnica estable.</w:t>
+      <w:pPr>
+        <w:rPr>
+          <w:b/>
+          <w:bCs/>
+        </w:rPr>
+      </w:pPr>
+      <w:r>
+        <w:rPr>
+          <w:b/>
+          <w:bCs/>
+        </w:rPr>
+        <w:t>Por último, he dejado configurada la base del proyecto para poder conectarlo con su repositorio de GitHub y continuar el desarrollo con un sistema de versiones claro y ordenado. Con esta fase se ha completado el arranque del proyecto y se ha dejado lista la estructura necesaria para comenzar la integración visual del TPV en la siguiente etapa.</w:t>
       </w:r>
     </w:p>
     <w:p>
-      <w:r>
-        <w:t>En definitiva, e</w:t>
-      </w:r>
-      <w:r>
-        <w:t xml:space="preserve">l proyecto ha quedado correctamente creado, estructurado, versionado y sincronizado con GitHub. Con ello, la siguiente fase de trabajo podrá centrarse ya en la integración del HTML, CSS y </w:t>
-      </w:r>
-      <w:proofErr w:type="spellStart"/>
-      <w:r>
-        <w:t>assets</w:t>
-      </w:r>
-      <w:proofErr w:type="spellEnd"/>
-      <w:r>
-        <w:t xml:space="preserve"> proporcionados, para comenzar la construcción visual y funcional del TPV en </w:t>
-      </w:r>
-      <w:proofErr w:type="spellStart"/>
-      <w:r>
-        <w:t>React</w:t>
-      </w:r>
-      <w:proofErr w:type="spellEnd"/>
+      <w:pPr>
+        <w:rPr>
+          <w:b/>
+          <w:bCs/>
+        </w:rPr>
+      </w:pPr>
+      <w:r>
+        <w:rPr>
+          <w:b/>
+          <w:bCs/>
+        </w:rPr>
+        <w:t>En resumen, en esta sesión he construido la base organizativa, técnica y documental del proyecto, de manera que el trabajo ya no parte de cero, sino de una estructura preparada para avanzar con criterio, seguimiento y estabilidad.</w:t>
+      </w:r>
     </w:p>
     <w:p/>
     <w:sectPr>
